--- a/testakten/robotikrecht-roboterflotte-vellbruck-muenchen/34_public_procurement_klinik.docx
+++ b/testakten/robotikrecht-roboterflotte-vellbruck-muenchen/34_public_procurement_klinik.docx
@@ -37,7 +37,7 @@
         <w:jc w:val="left"/>
       </w:pPr>
       <w:r>
-        <w:t>Dieses Aktenstück betrifft Vergabe, Kriterien, Abnahme. Es ist nicht abschließend freigegeben. Die technische Seite spricht in Versionen, Tickets und Parametern; die rechtliche Seite muss daraus Rollen, Zweckbestimmung, Pflichtenkreis und Beweisrisiko bilden.</w:t>
+        <w:t>Dieser Vermerk behandelt die vergaberechtlichen Fragen des geplanten Rollouts von AtlasCare an kommunale Kliniken. Der laufende Pilot in der Ludgerus-Klinik darf die spätere Ausschreibung nicht präjudizieren.</w:t>
       </w:r>
     </w:p>
     <w:p>
@@ -56,13 +56,7 @@
         <w:pStyle w:val="ListBullet"/>
       </w:pPr>
       <w:r>
-        <w:rPr>
-          <w:b/>
-        </w:rPr>
-        <w:t>Vergabe:</w:t>
-      </w:r>
-      <w:r>
-        <w:t xml:space="preserve"> Die Akte enthält hierzu widersprüchliche Hinweise. Für die rechtliche Bewertung muss geklärt werden, ob die Aussage aus Vertrag, Anleitung, Produktakte, Marketing, Logdaten oder nachträglicher Krisenkommunikation stammt.</w:t>
+        <w:t>Vergabe: Bei einem späteren Verfahren wäre Vellbruck als vorbefasstes Unternehmen offenzulegen; der Auftraggeber müsste Ausgleichsmaßnahmen dokumentieren.</w:t>
       </w:r>
     </w:p>
     <w:p>
@@ -70,13 +64,7 @@
         <w:pStyle w:val="ListBullet"/>
       </w:pPr>
       <w:r>
-        <w:rPr>
-          <w:b/>
-        </w:rPr>
-        <w:t>Kriterien:</w:t>
-      </w:r>
-      <w:r>
-        <w:t xml:space="preserve"> Die Akte enthält hierzu widersprüchliche Hinweise. Für die rechtliche Bewertung muss geklärt werden, ob die Aussage aus Vertrag, Anleitung, Produktakte, Marketing, Logdaten oder nachträglicher Krisenkommunikation stammt.</w:t>
+        <w:t>Kriterien: Zuschlagskriterien wie Datenschutzkonzept, Validierungsnachweise und Servicezeiten kann Vellbruck aus dem Pilot belegen; reine Autonomie-Versprechen wären nach der Marketing-Erfahrung riskant.</w:t>
       </w:r>
     </w:p>
     <w:p>
@@ -84,13 +72,7 @@
         <w:pStyle w:val="ListBullet"/>
       </w:pPr>
       <w:r>
-        <w:rPr>
-          <w:b/>
-        </w:rPr>
-        <w:t>Abnahme:</w:t>
-      </w:r>
-      <w:r>
-        <w:t xml:space="preserve"> Die Akte enthält hierzu widersprüchliche Hinweise. Für die rechtliche Bewertung muss geklärt werden, ob die Aussage aus Vertrag, Anleitung, Produktakte, Marketing, Logdaten oder nachträglicher Krisenkommunikation stammt.</w:t>
+        <w:t>Abnahme: Die Teststellung enthält keine Abnahmeregeln; für den Rollout sind Abnahmekriterien und Gewährleistungsbeginn zu definieren.</w:t>
       </w:r>
     </w:p>
     <w:p>
@@ -109,7 +91,7 @@
         <w:jc w:val="left"/>
       </w:pPr>
       <w:r>
-        <w:t>Die Unterlage ist bewusst nicht glatt: Vertrieb, Technik, Datenschutz, Qualitätssicherung und Geschäftsführung verwenden nicht immer dieselben Produktnamen. Gerade daraus entsteht das juristische Problem, weil Zweckbestimmung, tatsächliche Nutzung, Werbeaussage und Updatepraxis auseinanderlaufen.</w:t>
+        <w:t>Zwei kommunale Klinikträger haben Interesse am Rollout signalisiert; der Beschaffungswert läge oberhalb der Schwellenwerte, sodass ein europaweites Verfahren erforderlich würde.</w:t>
       </w:r>
     </w:p>
     <w:p>
@@ -117,23 +99,7 @@
         <w:jc w:val="left"/>
       </w:pPr>
       <w:r>
-        <w:t>Für die rechtliche Bewertung müssen die technischen Annahmen jeweils mit der Produktakte abgeglichen werden. Eine Risikobeurteilung, die nur den Laborzustand beschreibt, trägt den Pilotbetrieb im Lager oder im Pflegezimmer nicht automatisch.</w:t>
-      </w:r>
-    </w:p>
-    <w:p>
-      <w:pPr>
-        <w:jc w:val="left"/>
-      </w:pPr>
-      <w:r>
-        <w:t>Die Akte enthält mehrere Spuren, die sich gegenseitig widersprechen: Der Betreiber spricht von einem autonomen Flottensystem, die CE-Unterlage von einem assistierten Transportmittel, die Marketingfolien von lernender Umgebungserkennung und die Bedienungsanleitung von festen Sicherheitszonen.</w:t>
-      </w:r>
-    </w:p>
-    <w:p>
-      <w:pPr>
-        <w:jc w:val="left"/>
-      </w:pPr>
-      <w:r>
-        <w:t>Die Kanzlei soll keine finale technische Konformität bescheinigen, sondern entscheiden, welche Unterlagen fehlen, welche Sofortmaßnahmen nötig sind und welche Aussagen gegenüber Behörde, Kunden, Versicherer und Betroffenen vertretbar sind.</w:t>
+        <w:t>Der Pilot läuft als unentgeltliche Teststellung; die dabei gewonnenen Spezifikationskenntnisse könnten Vellbruck als Vorbefassung zugerechnet werden.</w:t>
       </w:r>
     </w:p>
     <w:p>
@@ -152,10 +118,7 @@
         <w:pStyle w:val="Heading3"/>
       </w:pPr>
       <w:r>
-        <w:rPr>
-          <w:rFonts w:ascii="Times New Roman" w:hAnsi="Times New Roman"/>
-        </w:rPr>
-        <w:t>Punkt 1</w:t>
+        <w:t>Vergabe</w:t>
       </w:r>
     </w:p>
     <w:p>
@@ -163,7 +126,15 @@
         <w:jc w:val="left"/>
       </w:pPr>
       <w:r>
-        <w:t>Im Gespräch mit Leonie Rottkamp, Bertram Kiendl und Jasper Rodenwald wurde deutlich, dass die Produktlinie nicht mit einer einzigen rechtlichen Schublade erfasst werden kann. Die Vellbruck Robotics GmbH liefert Hardware, Steuerungssoftware, Cloudfunktionen, Wartung und gelegentlich eine kundenspezifische Parametrisierung. Beim Betreiber Münchner Feinlogistik GmbH wurden Schutzfelder verändert, ohne dass klar ist, ob dies vom Admin-Panel gedeckt oder nur technisch möglich war. Der Pflegepilot im St.-Ludgerus-Klinikum München-Sendling verschärft die Lage, weil dort Sensorik, vulnerable Personen und medizinische Nähe zusammentreffen.</w:t>
+        <w:t>Für die Interessenten wird ein neutraler Leistungskatalog vorbereitet, der auch Wettbewerbern die Angebotserstellung ermöglicht; das entschärft die Vorbefassung.</w:t>
+      </w:r>
+    </w:p>
+    <w:p>
+      <w:pPr>
+        <w:pStyle w:val="Heading3"/>
+      </w:pPr>
+      <w:r>
+        <w:t>Kriterien</w:t>
       </w:r>
     </w:p>
     <w:p>
@@ -171,7 +142,7 @@
         <w:jc w:val="left"/>
       </w:pPr>
       <w:r>
-        <w:t>Für die anwaltliche Bearbeitung sollte zu diesem Punkt eine Belegspur angelegt werden: Dokument, Version, Datum, Verfasser, technische Quelle, rechtliche Relevanz und offene Rückfrage. Besonders gefährlich sind Formulierungen wie „selbstlernend“, „voll autonom“, „MDR-ready“, „sicher ohne Schutzzaun“ oder „keine personenbezogenen Daten“, wenn die technische Dokumentation das nicht trägt.</w:t>
+        <w:t>Die Referenzdokumentation aus dem Pilot wird so aufbereitet, dass jede Aussage durch Produktakte oder Messung belegt ist.</w:t>
       </w:r>
     </w:p>
     <w:p>
@@ -179,10 +150,7 @@
         <w:pStyle w:val="Heading3"/>
       </w:pPr>
       <w:r>
-        <w:rPr>
-          <w:rFonts w:ascii="Times New Roman" w:hAnsi="Times New Roman"/>
-        </w:rPr>
-        <w:t>Punkt 2</w:t>
+        <w:t>Abnahme</w:t>
       </w:r>
     </w:p>
     <w:p>
@@ -190,150 +158,7 @@
         <w:jc w:val="left"/>
       </w:pPr>
       <w:r>
-        <w:t>Im Gespräch mit Leonie Rottkamp, Bertram Kiendl und Jasper Rodenwald wurde deutlich, dass die Produktlinie nicht mit einer einzigen rechtlichen Schublade erfasst werden kann. Die Vellbruck Robotics GmbH liefert Hardware, Steuerungssoftware, Cloudfunktionen, Wartung und gelegentlich eine kundenspezifische Parametrisierung. Beim Betreiber Münchner Feinlogistik GmbH wurden Schutzfelder verändert, ohne dass klar ist, ob dies vom Admin-Panel gedeckt oder nur technisch möglich war. Der Pflegepilot im St.-Ludgerus-Klinikum München-Sendling verschärft die Lage, weil dort Sensorik, vulnerable Personen und medizinische Nähe zusammentreffen.</w:t>
-      </w:r>
-    </w:p>
-    <w:p>
-      <w:pPr>
-        <w:jc w:val="left"/>
-      </w:pPr>
-      <w:r>
-        <w:t>Für die anwaltliche Bearbeitung sollte zu diesem Punkt eine Belegspur angelegt werden: Dokument, Version, Datum, Verfasser, technische Quelle, rechtliche Relevanz und offene Rückfrage. Besonders gefährlich sind Formulierungen wie „selbstlernend“, „voll autonom“, „MDR-ready“, „sicher ohne Schutzzaun“ oder „keine personenbezogenen Daten“, wenn die technische Dokumentation das nicht trägt.</w:t>
-      </w:r>
-    </w:p>
-    <w:p>
-      <w:pPr>
-        <w:pStyle w:val="Heading3"/>
-      </w:pPr>
-      <w:r>
-        <w:rPr>
-          <w:rFonts w:ascii="Times New Roman" w:hAnsi="Times New Roman"/>
-        </w:rPr>
-        <w:t>Punkt 3</w:t>
-      </w:r>
-    </w:p>
-    <w:p>
-      <w:pPr>
-        <w:jc w:val="left"/>
-      </w:pPr>
-      <w:r>
-        <w:t>Im Gespräch mit Leonie Rottkamp, Bertram Kiendl und Jasper Rodenwald wurde deutlich, dass die Produktlinie nicht mit einer einzigen rechtlichen Schublade erfasst werden kann. Die Vellbruck Robotics GmbH liefert Hardware, Steuerungssoftware, Cloudfunktionen, Wartung und gelegentlich eine kundenspezifische Parametrisierung. Beim Betreiber Münchner Feinlogistik GmbH wurden Schutzfelder verändert, ohne dass klar ist, ob dies vom Admin-Panel gedeckt oder nur technisch möglich war. Der Pflegepilot im St.-Ludgerus-Klinikum München-Sendling verschärft die Lage, weil dort Sensorik, vulnerable Personen und medizinische Nähe zusammentreffen.</w:t>
-      </w:r>
-    </w:p>
-    <w:p>
-      <w:pPr>
-        <w:jc w:val="left"/>
-      </w:pPr>
-      <w:r>
-        <w:t>Für die anwaltliche Bearbeitung sollte zu diesem Punkt eine Belegspur angelegt werden: Dokument, Version, Datum, Verfasser, technische Quelle, rechtliche Relevanz und offene Rückfrage. Besonders gefährlich sind Formulierungen wie „selbstlernend“, „voll autonom“, „MDR-ready“, „sicher ohne Schutzzaun“ oder „keine personenbezogenen Daten“, wenn die technische Dokumentation das nicht trägt.</w:t>
-      </w:r>
-    </w:p>
-    <w:p>
-      <w:pPr>
-        <w:pStyle w:val="Heading3"/>
-      </w:pPr>
-      <w:r>
-        <w:rPr>
-          <w:rFonts w:ascii="Times New Roman" w:hAnsi="Times New Roman"/>
-        </w:rPr>
-        <w:t>Punkt 4</w:t>
-      </w:r>
-    </w:p>
-    <w:p>
-      <w:pPr>
-        <w:jc w:val="left"/>
-      </w:pPr>
-      <w:r>
-        <w:t>Im Gespräch mit Leonie Rottkamp, Bertram Kiendl und Jasper Rodenwald wurde deutlich, dass die Produktlinie nicht mit einer einzigen rechtlichen Schublade erfasst werden kann. Die Vellbruck Robotics GmbH liefert Hardware, Steuerungssoftware, Cloudfunktionen, Wartung und gelegentlich eine kundenspezifische Parametrisierung. Beim Betreiber Münchner Feinlogistik GmbH wurden Schutzfelder verändert, ohne dass klar ist, ob dies vom Admin-Panel gedeckt oder nur technisch möglich war. Der Pflegepilot im St.-Ludgerus-Klinikum München-Sendling verschärft die Lage, weil dort Sensorik, vulnerable Personen und medizinische Nähe zusammentreffen.</w:t>
-      </w:r>
-    </w:p>
-    <w:p>
-      <w:pPr>
-        <w:jc w:val="left"/>
-      </w:pPr>
-      <w:r>
-        <w:t>Für die anwaltliche Bearbeitung sollte zu diesem Punkt eine Belegspur angelegt werden: Dokument, Version, Datum, Verfasser, technische Quelle, rechtliche Relevanz und offene Rückfrage. Besonders gefährlich sind Formulierungen wie „selbstlernend“, „voll autonom“, „MDR-ready“, „sicher ohne Schutzzaun“ oder „keine personenbezogenen Daten“, wenn die technische Dokumentation das nicht trägt.</w:t>
-      </w:r>
-    </w:p>
-    <w:p>
-      <w:pPr>
-        <w:pStyle w:val="Heading3"/>
-      </w:pPr>
-      <w:r>
-        <w:rPr>
-          <w:rFonts w:ascii="Times New Roman" w:hAnsi="Times New Roman"/>
-        </w:rPr>
-        <w:t>Punkt 5</w:t>
-      </w:r>
-    </w:p>
-    <w:p>
-      <w:pPr>
-        <w:jc w:val="left"/>
-      </w:pPr>
-      <w:r>
-        <w:t>Im Gespräch mit Leonie Rottkamp, Bertram Kiendl und Jasper Rodenwald wurde deutlich, dass die Produktlinie nicht mit einer einzigen rechtlichen Schublade erfasst werden kann. Die Vellbruck Robotics GmbH liefert Hardware, Steuerungssoftware, Cloudfunktionen, Wartung und gelegentlich eine kundenspezifische Parametrisierung. Beim Betreiber Münchner Feinlogistik GmbH wurden Schutzfelder verändert, ohne dass klar ist, ob dies vom Admin-Panel gedeckt oder nur technisch möglich war. Der Pflegepilot im St.-Ludgerus-Klinikum München-Sendling verschärft die Lage, weil dort Sensorik, vulnerable Personen und medizinische Nähe zusammentreffen.</w:t>
-      </w:r>
-    </w:p>
-    <w:p>
-      <w:pPr>
-        <w:jc w:val="left"/>
-      </w:pPr>
-      <w:r>
-        <w:t>Für die anwaltliche Bearbeitung sollte zu diesem Punkt eine Belegspur angelegt werden: Dokument, Version, Datum, Verfasser, technische Quelle, rechtliche Relevanz und offene Rückfrage. Besonders gefährlich sind Formulierungen wie „selbstlernend“, „voll autonom“, „MDR-ready“, „sicher ohne Schutzzaun“ oder „keine personenbezogenen Daten“, wenn die technische Dokumentation das nicht trägt.</w:t>
-      </w:r>
-    </w:p>
-    <w:p>
-      <w:pPr>
-        <w:pStyle w:val="Heading3"/>
-      </w:pPr>
-      <w:r>
-        <w:rPr>
-          <w:rFonts w:ascii="Times New Roman" w:hAnsi="Times New Roman"/>
-        </w:rPr>
-        <w:t>Punkt 6</w:t>
-      </w:r>
-    </w:p>
-    <w:p>
-      <w:pPr>
-        <w:jc w:val="left"/>
-      </w:pPr>
-      <w:r>
-        <w:t>Im Gespräch mit Leonie Rottkamp, Bertram Kiendl und Jasper Rodenwald wurde deutlich, dass die Produktlinie nicht mit einer einzigen rechtlichen Schublade erfasst werden kann. Die Vellbruck Robotics GmbH liefert Hardware, Steuerungssoftware, Cloudfunktionen, Wartung und gelegentlich eine kundenspezifische Parametrisierung. Beim Betreiber Münchner Feinlogistik GmbH wurden Schutzfelder verändert, ohne dass klar ist, ob dies vom Admin-Panel gedeckt oder nur technisch möglich war. Der Pflegepilot im St.-Ludgerus-Klinikum München-Sendling verschärft die Lage, weil dort Sensorik, vulnerable Personen und medizinische Nähe zusammentreffen.</w:t>
-      </w:r>
-    </w:p>
-    <w:p>
-      <w:pPr>
-        <w:jc w:val="left"/>
-      </w:pPr>
-      <w:r>
-        <w:t>Für die anwaltliche Bearbeitung sollte zu diesem Punkt eine Belegspur angelegt werden: Dokument, Version, Datum, Verfasser, technische Quelle, rechtliche Relevanz und offene Rückfrage. Besonders gefährlich sind Formulierungen wie „selbstlernend“, „voll autonom“, „MDR-ready“, „sicher ohne Schutzzaun“ oder „keine personenbezogenen Daten“, wenn die technische Dokumentation das nicht trägt.</w:t>
-      </w:r>
-    </w:p>
-    <w:p>
-      <w:pPr>
-        <w:pStyle w:val="Heading3"/>
-      </w:pPr>
-      <w:r>
-        <w:rPr>
-          <w:rFonts w:ascii="Times New Roman" w:hAnsi="Times New Roman"/>
-        </w:rPr>
-        <w:t>Punkt 7</w:t>
-      </w:r>
-    </w:p>
-    <w:p>
-      <w:pPr>
-        <w:jc w:val="left"/>
-      </w:pPr>
-      <w:r>
-        <w:t>Im Gespräch mit Leonie Rottkamp, Bertram Kiendl und Jasper Rodenwald wurde deutlich, dass die Produktlinie nicht mit einer einzigen rechtlichen Schublade erfasst werden kann. Die Vellbruck Robotics GmbH liefert Hardware, Steuerungssoftware, Cloudfunktionen, Wartung und gelegentlich eine kundenspezifische Parametrisierung. Beim Betreiber Münchner Feinlogistik GmbH wurden Schutzfelder verändert, ohne dass klar ist, ob dies vom Admin-Panel gedeckt oder nur technisch möglich war. Der Pflegepilot im St.-Ludgerus-Klinikum München-Sendling verschärft die Lage, weil dort Sensorik, vulnerable Personen und medizinische Nähe zusammentreffen.</w:t>
-      </w:r>
-    </w:p>
-    <w:p>
-      <w:pPr>
-        <w:jc w:val="left"/>
-      </w:pPr>
-      <w:r>
-        <w:t>Für die anwaltliche Bearbeitung sollte zu diesem Punkt eine Belegspur angelegt werden: Dokument, Version, Datum, Verfasser, technische Quelle, rechtliche Relevanz und offene Rückfrage. Besonders gefährlich sind Formulierungen wie „selbstlernend“, „voll autonom“, „MDR-ready“, „sicher ohne Schutzzaun“ oder „keine personenbezogenen Daten“, wenn die technische Dokumentation das nicht trägt.</w:t>
+        <w:t>Ein Abnahmeprotokoll-Muster mit Funktions- und Datenschutztests wird dem Vertragsmuster beigefügt.</w:t>
       </w:r>
     </w:p>
     <w:p>
@@ -352,7 +177,7 @@
         <w:pStyle w:val="ListBullet"/>
       </w:pPr>
       <w:r>
-        <w:t>Welche Firmware war am Unfalltag tatsächlich aktiv?</w:t>
+        <w:t>Planen die Träger ein offenes oder Verhandlungsverfahren?</w:t>
       </w:r>
     </w:p>
     <w:p>
@@ -360,7 +185,7 @@
         <w:pStyle w:val="ListBullet"/>
       </w:pPr>
       <w:r>
-        <w:t>Welche Zweckbestimmung steht in der final ausgelieferten Anleitung?</w:t>
+        <w:t>Welche Pilotdaten dürfen in die Referenzdokumentation?</w:t>
       </w:r>
     </w:p>
     <w:p>
@@ -368,23 +193,7 @@
         <w:pStyle w:val="ListBullet"/>
       </w:pPr>
       <w:r>
-        <w:t>Welche Schutzfeldänderungen waren technisch möglich und vertraglich erlaubt?</w:t>
-      </w:r>
-    </w:p>
-    <w:p>
-      <w:pPr>
-        <w:pStyle w:val="ListBullet"/>
-      </w:pPr>
-      <w:r>
-        <w:t>Welche personenbezogenen Daten werden lokal, in der Cloud und in Supporttickets verarbeitet?</w:t>
-      </w:r>
-    </w:p>
-    <w:p>
-      <w:pPr>
-        <w:pStyle w:val="ListBullet"/>
-      </w:pPr>
-      <w:r>
-        <w:t>Welche Aussagen wurden gegenüber Kunden, Behörde und Versicherer bereits gemacht?</w:t>
+        <w:t>Wie wird die Vorbefassung gegenüber dem Auftraggeber offengelegt?</w:t>
       </w:r>
     </w:p>
     <w:sectPr>
